--- a/Documentation/Team/Task Informations/Open/Hamed/Task Info WBS-41.3.docx
+++ b/Documentation/Team/Task Informations/Open/Hamed/Task Info WBS-41.3.docx
@@ -2823,7 +2823,7 @@
         <w:rtl w:val="0"/>
         <w:lang w:val="en-US"/>
       </w:rPr>
-      <w:t>1405/NN/NN</w:t>
+      <w:t>1405/3/25</w:t>
     </w:r>
     <w:r>
       <w:rPr>
